--- a/2026年/2026年3月中国电子学会软件编程图形化等级考试2级.docx
+++ b/2026年/2026年3月中国电子学会软件编程图形化等级考试2级.docx
@@ -1,45 +1,5 @@
 
-<file path=docProps\app.xml><?xml version="1.0" encoding="utf-8"?>
-<Properties xmlns="http://schemas.openxmlformats.org/officeDocument/2006/extended-properties" xmlns:vt="http://schemas.openxmlformats.org/officeDocument/2006/docPropsVTypes">
-  <Template>Normal.dotm</Template>
-  <Pages>34</Pages>
-  <Words>0</Words>
-  <Characters>0</Characters>
-  <Lines>0</Lines>
-  <Paragraphs>0</Paragraphs>
-  <TotalTime>20</TotalTime>
-  <ScaleCrop>false</ScaleCrop>
-  <LinksUpToDate>false</LinksUpToDate>
-  <CharactersWithSpaces>0</CharactersWithSpaces>
-  <Application>WPS Office_12.1.0.19302_F1E327BC-269C-435d-A152-05C5408002CA</Application>
-  <DocSecurity>0</DocSecurity>
-</Properties>
-</file>
-
-<file path=docProps\core.xml><?xml version="1.0" encoding="utf-8"?>
-<cp:coreProperties xmlns:cp="http://schemas.openxmlformats.org/package/2006/metadata/core-properties" xmlns:dc="http://purl.org/dc/elements/1.1/" xmlns:dcterms="http://purl.org/dc/terms/" xmlns:dcmitype="http://purl.org/dc/dcmitype/" xmlns:xsi="http://www.w3.org/2001/XMLSchema-instance">
-  <dcterms:created xsi:type="dcterms:W3CDTF">2026-04-09T09:49:22Z</dcterms:created>
-  <dc:creator>Administrator</dc:creator>
-  <cp:lastModifiedBy>依依</cp:lastModifiedBy>
-  <dcterms:modified xsi:type="dcterms:W3CDTF">2026-04-09T10:09:49Z</dcterms:modified>
-</cp:coreProperties>
-</file>
-
-<file path=docProps\custom.xml><?xml version="1.0" encoding="utf-8"?>
-<Properties xmlns="http://schemas.openxmlformats.org/officeDocument/2006/custom-properties" xmlns:vt="http://schemas.openxmlformats.org/officeDocument/2006/docPropsVTypes">
-  <property fmtid="{D5CDD505-2E9C-101B-9397-08002B2CF9AE}" pid="2" name="KSOProductBuildVer">
-    <vt:lpwstr>2052-12.1.0.19302</vt:lpwstr>
-  </property>
-  <property fmtid="{D5CDD505-2E9C-101B-9397-08002B2CF9AE}" pid="3" name="KSOTemplateDocerSaveRecord">
-    <vt:lpwstr>eyJoZGlkIjoiZTI3MmVlZGZmNTAyNWI2NDgyZjY4MDkzMjJhMmYzYTAiLCJ1c2VySWQiOiI0NzI3OTU2MzQifQ==</vt:lpwstr>
-  </property>
-  <property fmtid="{D5CDD505-2E9C-101B-9397-08002B2CF9AE}" pid="4" name="ICV">
-    <vt:lpwstr>CE8907A57C3E43B2A560E5D9F74150E8_12</vt:lpwstr>
-  </property>
-</Properties>
-</file>
-
-<file path=word\document.xml><?xml version="1.0" encoding="utf-8"?>
+<file path=word/document.xml><?xml version="1.0" encoding="utf-8"?>
 <w:document xmlns:w="http://schemas.openxmlformats.org/wordprocessingml/2006/main" xmlns:r="http://schemas.openxmlformats.org/officeDocument/2006/relationships" xmlns:wp="http://schemas.openxmlformats.org/drawingml/2006/wordprocessingDrawing" xmlns:a="http://schemas.openxmlformats.org/drawingml/2006/main" xmlns:pic="http://schemas.openxmlformats.org/drawingml/2006/picture">
   <w:body>
     <w:p>
@@ -888,23 +848,23 @@
         </w:rPr>
         <w:drawing>
           <wp:inline distT="0" distB="0" distL="0" distR="0">
-            <wp:extent cx="3132000" cy="2857500"/>
+            <wp:extent cx="1657350" cy="1857375"/>
             <wp:effectExtent l="0" t="0" r="0" b="0"/>
-            <wp:docPr id="107" name="Picture 107" descr="image"/>
+            <wp:docPr id="175" name="Picture 175" descr="image"/>
             <wp:cNvGraphicFramePr>
-              <a:graphicFrameLocks xmlns:a="http://schemas.openxmlformats.org/drawingml/2006/main" noChangeAspect="1"/>
+              <a:graphicFrameLocks noChangeAspect="1"/>
             </wp:cNvGraphicFramePr>
-            <a:graphic xmlns:a="http://schemas.openxmlformats.org/drawingml/2006/main">
+            <a:graphic>
               <a:graphicData uri="http://schemas.openxmlformats.org/drawingml/2006/picture">
-                <pic:pic xmlns:pic="http://schemas.openxmlformats.org/drawingml/2006/picture">
+                <pic:pic>
                   <pic:nvPicPr>
-                    <pic:cNvPr id="107" name="Picture 107" descr="image"/>
+                    <pic:cNvPr id="175" name="Picture 175" descr="image"/>
                     <pic:cNvPicPr>
                       <a:picLocks noChangeAspect="1"/>
                     </pic:cNvPicPr>
                   </pic:nvPicPr>
                   <pic:blipFill>
-                    <a:blip r:embed="rId10|rId11"/>
+                    <a:blip r:embed="rId10"/>
                     <a:stretch>
                       <a:fillRect/>
                     </a:stretch>
@@ -912,7 +872,44 @@
                   <pic:spPr>
                     <a:xfrm>
                       <a:off x="0" y="0"/>
-                      <a:ext cx="3132000" cy="2857500"/>
+                      <a:ext cx="1657350" cy="1857375"/>
+                    </a:xfrm>
+                    <a:prstGeom prst="rect">
+                      <a:avLst/>
+                    </a:prstGeom>
+                  </pic:spPr>
+                </pic:pic>
+              </a:graphicData>
+            </a:graphic>
+          </wp:inline>
+        </w:drawing>
+        <w:drawing>
+          <wp:inline distT="0" distB="0" distL="0" distR="0">
+            <wp:extent cx="1533525" cy="1743075"/>
+            <wp:effectExtent l="0" t="0" r="0" b="0"/>
+            <wp:docPr id="176" name="Picture 176" descr="image"/>
+            <wp:cNvGraphicFramePr>
+              <a:graphicFrameLocks noChangeAspect="1"/>
+            </wp:cNvGraphicFramePr>
+            <a:graphic>
+              <a:graphicData uri="http://schemas.openxmlformats.org/drawingml/2006/picture">
+                <pic:pic>
+                  <pic:nvPicPr>
+                    <pic:cNvPr id="176" name="Picture 176" descr="image"/>
+                    <pic:cNvPicPr>
+                      <a:picLocks noChangeAspect="1"/>
+                    </pic:cNvPicPr>
+                  </pic:nvPicPr>
+                  <pic:blipFill>
+                    <a:blip r:embed="rId11"/>
+                    <a:stretch>
+                      <a:fillRect/>
+                    </a:stretch>
+                  </pic:blipFill>
+                  <pic:spPr>
+                    <a:xfrm>
+                      <a:off x="0" y="0"/>
+                      <a:ext cx="1533525" cy="1743075"/>
                     </a:xfrm>
                     <a:prstGeom prst="rect">
                       <a:avLst/>
@@ -1915,23 +1912,23 @@
         </w:rPr>
         <w:drawing>
           <wp:inline distT="0" distB="0" distL="0" distR="0">
-            <wp:extent cx="3132000" cy="2857500"/>
+            <wp:extent cx="2820035" cy="2122170"/>
             <wp:effectExtent l="0" t="0" r="0" b="0"/>
-            <wp:docPr id="115" name="Picture 115" descr="image"/>
+            <wp:docPr id="177" name="Picture 177" descr="image"/>
             <wp:cNvGraphicFramePr>
-              <a:graphicFrameLocks xmlns:a="http://schemas.openxmlformats.org/drawingml/2006/main" noChangeAspect="1"/>
+              <a:graphicFrameLocks noChangeAspect="1"/>
             </wp:cNvGraphicFramePr>
-            <a:graphic xmlns:a="http://schemas.openxmlformats.org/drawingml/2006/main">
+            <a:graphic>
               <a:graphicData uri="http://schemas.openxmlformats.org/drawingml/2006/picture">
-                <pic:pic xmlns:pic="http://schemas.openxmlformats.org/drawingml/2006/picture">
+                <pic:pic>
                   <pic:nvPicPr>
-                    <pic:cNvPr id="115" name="Picture 115" descr="image"/>
+                    <pic:cNvPr id="177" name="Picture 177" descr="image"/>
                     <pic:cNvPicPr>
                       <a:picLocks noChangeAspect="1"/>
                     </pic:cNvPicPr>
                   </pic:nvPicPr>
                   <pic:blipFill>
-                    <a:blip r:embed="rId19|rId20"/>
+                    <a:blip r:embed="rId19"/>
                     <a:stretch>
                       <a:fillRect/>
                     </a:stretch>
@@ -1939,7 +1936,44 @@
                   <pic:spPr>
                     <a:xfrm>
                       <a:off x="0" y="0"/>
-                      <a:ext cx="3132000" cy="2857500"/>
+                      <a:ext cx="2820035" cy="2122170"/>
+                    </a:xfrm>
+                    <a:prstGeom prst="rect">
+                      <a:avLst/>
+                    </a:prstGeom>
+                  </pic:spPr>
+                </pic:pic>
+              </a:graphicData>
+            </a:graphic>
+          </wp:inline>
+        </w:drawing>
+        <w:drawing>
+          <wp:inline distT="0" distB="0" distL="0" distR="0">
+            <wp:extent cx="2218055" cy="3327400"/>
+            <wp:effectExtent l="0" t="0" r="0" b="0"/>
+            <wp:docPr id="178" name="Picture 178" descr="image"/>
+            <wp:cNvGraphicFramePr>
+              <a:graphicFrameLocks noChangeAspect="1"/>
+            </wp:cNvGraphicFramePr>
+            <a:graphic>
+              <a:graphicData uri="http://schemas.openxmlformats.org/drawingml/2006/picture">
+                <pic:pic>
+                  <pic:nvPicPr>
+                    <pic:cNvPr id="178" name="Picture 178" descr="image"/>
+                    <pic:cNvPicPr>
+                      <a:picLocks noChangeAspect="1"/>
+                    </pic:cNvPicPr>
+                  </pic:nvPicPr>
+                  <pic:blipFill>
+                    <a:blip r:embed="rId20"/>
+                    <a:stretch>
+                      <a:fillRect/>
+                    </a:stretch>
+                  </pic:blipFill>
+                  <pic:spPr>
+                    <a:xfrm>
+                      <a:off x="0" y="0"/>
+                      <a:ext cx="2218055" cy="3327400"/>
                     </a:xfrm>
                     <a:prstGeom prst="rect">
                       <a:avLst/>
@@ -2576,23 +2610,23 @@
         </w:rPr>
         <w:drawing>
           <wp:inline distT="0" distB="0" distL="0" distR="0">
-            <wp:extent cx="3132000" cy="2857500"/>
+            <wp:extent cx="1005205" cy="3448685"/>
             <wp:effectExtent l="0" t="0" r="0" b="0"/>
-            <wp:docPr id="121" name="Picture 121" descr="image"/>
+            <wp:docPr id="179" name="Picture 179" descr="image"/>
             <wp:cNvGraphicFramePr>
-              <a:graphicFrameLocks xmlns:a="http://schemas.openxmlformats.org/drawingml/2006/main" noChangeAspect="1"/>
+              <a:graphicFrameLocks noChangeAspect="1"/>
             </wp:cNvGraphicFramePr>
-            <a:graphic xmlns:a="http://schemas.openxmlformats.org/drawingml/2006/main">
+            <a:graphic>
               <a:graphicData uri="http://schemas.openxmlformats.org/drawingml/2006/picture">
-                <pic:pic xmlns:pic="http://schemas.openxmlformats.org/drawingml/2006/picture">
+                <pic:pic>
                   <pic:nvPicPr>
-                    <pic:cNvPr id="121" name="Picture 121" descr="image"/>
+                    <pic:cNvPr id="179" name="Picture 179" descr="image"/>
                     <pic:cNvPicPr>
                       <a:picLocks noChangeAspect="1"/>
                     </pic:cNvPicPr>
                   </pic:nvPicPr>
                   <pic:blipFill>
-                    <a:blip r:embed="rId26|rId27"/>
+                    <a:blip r:embed="rId26"/>
                     <a:stretch>
                       <a:fillRect/>
                     </a:stretch>
@@ -2600,7 +2634,7 @@
                   <pic:spPr>
                     <a:xfrm>
                       <a:off x="0" y="0"/>
-                      <a:ext cx="3132000" cy="2857500"/>
+                      <a:ext cx="1005205" cy="3448685"/>
                     </a:xfrm>
                     <a:prstGeom prst="rect">
                       <a:avLst/>
@@ -2611,171 +2645,25 @@
             </a:graphic>
           </wp:inline>
         </w:drawing>
-      </w:r>
-    </w:p>
-    <w:p>
-      <w:pPr>
-        <w:keepNext/>
-        <w:spacing w:before="60" w:after="20" w:line="300" w:lineRule="auto"/>
-        <w:ind w:left="420" w:right="0" w:firstLine="0"/>
-        <w:jc w:val="left"/>
-        <w:rPr>
-          <w:rFonts w:ascii="Times New Roman" w:hAnsi="Times New Roman" w:eastAsia="宋体" w:cs="Times New Roman"/>
-          <w:kern w:val="0"/>
-          <w:sz w:val="21"/>
-          <w:szCs w:val="21"/>
-        </w:rPr>
-      </w:pPr>
-      <w:r>
-        <w:rPr>
-          <w:rFonts w:ascii="Times New Roman" w:hAnsi="Times New Roman" w:eastAsia="宋体" w:cs="Times New Roman"/>
-          <w:kern w:val="0"/>
-          <w:sz w:val="21"/>
-          <w:szCs w:val="21"/>
-        </w:rPr>
-        <w:t xml:space="preserve">A．andie-a</w:t>
-      </w:r>
-    </w:p>
-    <w:p>
-      <w:pPr>
-        <w:keepNext/>
-        <w:spacing w:before="60" w:after="20" w:line="300" w:lineRule="auto"/>
-        <w:ind w:left="420" w:right="0" w:firstLine="0"/>
-        <w:jc w:val="left"/>
-        <w:rPr>
-          <w:rFonts w:ascii="Times New Roman" w:hAnsi="Times New Roman" w:eastAsia="宋体" w:cs="Times New Roman"/>
-          <w:kern w:val="0"/>
-          <w:sz w:val="21"/>
-          <w:szCs w:val="21"/>
-        </w:rPr>
-      </w:pPr>
-      <w:r>
-        <w:rPr>
-          <w:rFonts w:ascii="Times New Roman" w:hAnsi="Times New Roman" w:eastAsia="宋体" w:cs="Times New Roman"/>
-          <w:kern w:val="0"/>
-          <w:sz w:val="21"/>
-          <w:szCs w:val="21"/>
-        </w:rPr>
-        <w:t xml:space="preserve">B．andie-b</w:t>
-      </w:r>
-    </w:p>
-    <w:p>
-      <w:pPr>
-        <w:keepNext/>
-        <w:spacing w:before="60" w:after="20" w:line="300" w:lineRule="auto"/>
-        <w:ind w:left="420" w:right="0" w:firstLine="0"/>
-        <w:jc w:val="left"/>
-        <w:rPr>
-          <w:rFonts w:ascii="Times New Roman" w:hAnsi="Times New Roman" w:eastAsia="宋体" w:cs="Times New Roman"/>
-          <w:kern w:val="0"/>
-          <w:sz w:val="21"/>
-          <w:szCs w:val="21"/>
-        </w:rPr>
-      </w:pPr>
-      <w:r>
-        <w:rPr>
-          <w:rFonts w:ascii="Times New Roman" w:hAnsi="Times New Roman" w:eastAsia="宋体" w:cs="Times New Roman"/>
-          <w:kern w:val="0"/>
-          <w:sz w:val="21"/>
-          <w:szCs w:val="21"/>
-        </w:rPr>
-        <w:t xml:space="preserve">C．andie-c</w:t>
-      </w:r>
-    </w:p>
-    <w:p>
-      <w:pPr>
-        <w:keepNext/>
-        <w:spacing w:before="60" w:after="20" w:line="300" w:lineRule="auto"/>
-        <w:ind w:left="420" w:right="0" w:firstLine="0"/>
-        <w:jc w:val="left"/>
-        <w:rPr>
-          <w:rFonts w:ascii="Times New Roman" w:hAnsi="Times New Roman" w:eastAsia="宋体" w:cs="Times New Roman"/>
-          <w:kern w:val="0"/>
-          <w:sz w:val="21"/>
-          <w:szCs w:val="21"/>
-        </w:rPr>
-      </w:pPr>
-      <w:r>
-        <w:rPr>
-          <w:rFonts w:ascii="Times New Roman" w:hAnsi="Times New Roman" w:eastAsia="宋体" w:cs="Times New Roman"/>
-          <w:kern w:val="0"/>
-          <w:sz w:val="21"/>
-          <w:szCs w:val="21"/>
-        </w:rPr>
-        <w:t xml:space="preserve">D．andie-d</w:t>
-      </w:r>
-    </w:p>
-    <w:p>
-      <w:pPr>
-        <w:spacing w:before="0" w:after="0" w:line="300" w:lineRule="auto"/>
-        <w:rPr>
-          <w:rFonts w:ascii="Times New Roman" w:hAnsi="Times New Roman" w:eastAsia="宋体" w:cs="Times New Roman"/>
-          <w:kern w:val="0"/>
-          <w:sz w:val="12"/>
-          <w:szCs w:val="12"/>
-        </w:rPr>
-      </w:pPr>
-    </w:p>
-    <w:p>
-      <w:pPr>
-        <w:keepNext/>
-        <w:spacing w:before="40" w:after="30" w:line="300" w:lineRule="auto"/>
-        <w:ind w:left="0" w:right="0" w:firstLine="0"/>
-        <w:jc w:val="left"/>
-        <w:rPr>
-          <w:rFonts w:ascii="Times New Roman" w:hAnsi="Times New Roman" w:eastAsia="宋体" w:cs="Times New Roman"/>
-          <w:kern w:val="0"/>
-          <w:sz w:val="21"/>
-          <w:szCs w:val="21"/>
-        </w:rPr>
-      </w:pPr>
-      <w:r>
-        <w:rPr>
-          <w:rFonts w:ascii="Times New Roman" w:hAnsi="Times New Roman" w:eastAsia="宋体" w:cs="Times New Roman"/>
-          <w:kern w:val="0"/>
-          <w:sz w:val="21"/>
-          <w:szCs w:val="21"/>
-        </w:rPr>
-        <w:t xml:space="preserve">10．编写“大鱼吃小鱼”游戏，鲨鱼的程序如下图所示，当鲨鱼碰到小鱼时，会发生什么？（ ）</w:t>
-      </w:r>
-    </w:p>
-    <w:p>
-      <w:pPr>
-        <w:keepNext/>
-        <w:spacing w:before="40" w:after="40" w:line="240" w:lineRule="auto"/>
-        <w:ind w:left="0" w:right="0" w:firstLine="0"/>
-        <w:jc w:val="center"/>
-        <w:rPr>
-          <w:rFonts w:ascii="Times New Roman" w:hAnsi="Times New Roman" w:eastAsia="宋体" w:cs="Times New Roman"/>
-          <w:kern w:val="0"/>
-          <w:sz w:val="21"/>
-          <w:szCs w:val="21"/>
-        </w:rPr>
-      </w:pPr>
-      <w:r>
-        <w:rPr>
-          <w:rFonts w:ascii="Times New Roman" w:hAnsi="Times New Roman" w:eastAsia="宋体"/>
-          <w:sz w:val="21"/>
-        </w:rPr>
         <w:drawing>
           <wp:inline distT="0" distB="0" distL="0" distR="0">
-            <wp:extent cx="3132000" cy="2857500"/>
+            <wp:extent cx="1533525" cy="1990725"/>
             <wp:effectExtent l="0" t="0" r="0" b="0"/>
-            <wp:docPr id="122" name="Picture 122" descr="image"/>
+            <wp:docPr id="180" name="Picture 180" descr="image"/>
             <wp:cNvGraphicFramePr>
-              <a:graphicFrameLocks xmlns:a="http://schemas.openxmlformats.org/drawingml/2006/main" noChangeAspect="1"/>
+              <a:graphicFrameLocks noChangeAspect="1"/>
             </wp:cNvGraphicFramePr>
-            <a:graphic xmlns:a="http://schemas.openxmlformats.org/drawingml/2006/main">
+            <a:graphic>
               <a:graphicData uri="http://schemas.openxmlformats.org/drawingml/2006/picture">
-                <pic:pic xmlns:pic="http://schemas.openxmlformats.org/drawingml/2006/picture">
+                <pic:pic>
                   <pic:nvPicPr>
-                    <pic:cNvPr id="122" name="Picture 122" descr="image"/>
+                    <pic:cNvPr id="180" name="Picture 180" descr="image"/>
                     <pic:cNvPicPr>
                       <a:picLocks noChangeAspect="1"/>
                     </pic:cNvPicPr>
                   </pic:nvPicPr>
                   <pic:blipFill>
-                    <a:blip r:embed="rId28|rId29"/>
+                    <a:blip r:embed="rId27"/>
                     <a:stretch>
                       <a:fillRect/>
                     </a:stretch>
@@ -2783,7 +2671,7 @@
                   <pic:spPr>
                     <a:xfrm>
                       <a:off x="0" y="0"/>
-                      <a:ext cx="3132000" cy="2857500"/>
+                      <a:ext cx="1533525" cy="1990725"/>
                     </a:xfrm>
                     <a:prstGeom prst="rect">
                       <a:avLst/>
@@ -2816,7 +2704,7 @@
           <w:sz w:val="21"/>
           <w:szCs w:val="21"/>
         </w:rPr>
-        <w:t xml:space="preserve">A．小丑鱼会消失</w:t>
+        <w:t xml:space="preserve">A．andie-a</w:t>
       </w:r>
     </w:p>
     <w:p>
@@ -2839,7 +2727,7 @@
           <w:sz w:val="21"/>
           <w:szCs w:val="21"/>
         </w:rPr>
-        <w:t xml:space="preserve">B．鲨鱼会消失</w:t>
+        <w:t xml:space="preserve">B．andie-b</w:t>
       </w:r>
     </w:p>
     <w:p>
@@ -2862,7 +2750,7 @@
           <w:sz w:val="21"/>
           <w:szCs w:val="21"/>
         </w:rPr>
-        <w:t xml:space="preserve">C．鲨鱼和小丑鱼都会消失</w:t>
+        <w:t xml:space="preserve">C．andie-c</w:t>
       </w:r>
     </w:p>
     <w:p>
@@ -2885,7 +2773,7 @@
           <w:sz w:val="21"/>
           <w:szCs w:val="21"/>
         </w:rPr>
-        <w:t xml:space="preserve">D．什么都不会发生</w:t>
+        <w:t xml:space="preserve">D．andie-d</w:t>
       </w:r>
     </w:p>
     <w:p>
@@ -2919,7 +2807,7 @@
           <w:sz w:val="21"/>
           <w:szCs w:val="21"/>
         </w:rPr>
-        <w:t xml:space="preserve">11．角色初始位置如下图所示，运行下列程序后，小猫的大小是？（ ）</w:t>
+        <w:t xml:space="preserve">10．编写“大鱼吃小鱼”游戏，鲨鱼的程序如下图所示，当鲨鱼碰到小鱼时，会发生什么？（ ）</w:t>
       </w:r>
     </w:p>
     <w:p>
@@ -2942,23 +2830,23 @@
         </w:rPr>
         <w:drawing>
           <wp:inline distT="0" distB="0" distL="0" distR="0">
-            <wp:extent cx="3132000" cy="2857500"/>
+            <wp:extent cx="2866390" cy="2162175"/>
             <wp:effectExtent l="0" t="0" r="0" b="0"/>
-            <wp:docPr id="123" name="Picture 123" descr="image"/>
+            <wp:docPr id="181" name="Picture 181" descr="image"/>
             <wp:cNvGraphicFramePr>
-              <a:graphicFrameLocks xmlns:a="http://schemas.openxmlformats.org/drawingml/2006/main" noChangeAspect="1"/>
+              <a:graphicFrameLocks noChangeAspect="1"/>
             </wp:cNvGraphicFramePr>
-            <a:graphic xmlns:a="http://schemas.openxmlformats.org/drawingml/2006/main">
+            <a:graphic>
               <a:graphicData uri="http://schemas.openxmlformats.org/drawingml/2006/picture">
-                <pic:pic xmlns:pic="http://schemas.openxmlformats.org/drawingml/2006/picture">
+                <pic:pic>
                   <pic:nvPicPr>
-                    <pic:cNvPr id="123" name="Picture 123" descr="image"/>
+                    <pic:cNvPr id="181" name="Picture 181" descr="image"/>
                     <pic:cNvPicPr>
                       <a:picLocks noChangeAspect="1"/>
                     </pic:cNvPicPr>
                   </pic:nvPicPr>
                   <pic:blipFill>
-                    <a:blip r:embed="rId30|rId31"/>
+                    <a:blip r:embed="rId28"/>
                     <a:stretch>
                       <a:fillRect/>
                     </a:stretch>
@@ -2966,7 +2854,264 @@
                   <pic:spPr>
                     <a:xfrm>
                       <a:off x="0" y="0"/>
-                      <a:ext cx="3132000" cy="2857500"/>
+                      <a:ext cx="2866390" cy="2162175"/>
+                    </a:xfrm>
+                    <a:prstGeom prst="rect">
+                      <a:avLst/>
+                    </a:prstGeom>
+                  </pic:spPr>
+                </pic:pic>
+              </a:graphicData>
+            </a:graphic>
+          </wp:inline>
+        </w:drawing>
+        <w:drawing>
+          <wp:inline distT="0" distB="0" distL="0" distR="0">
+            <wp:extent cx="2114550" cy="2771775"/>
+            <wp:effectExtent l="0" t="0" r="0" b="0"/>
+            <wp:docPr id="182" name="Picture 182" descr="image"/>
+            <wp:cNvGraphicFramePr>
+              <a:graphicFrameLocks noChangeAspect="1"/>
+            </wp:cNvGraphicFramePr>
+            <a:graphic>
+              <a:graphicData uri="http://schemas.openxmlformats.org/drawingml/2006/picture">
+                <pic:pic>
+                  <pic:nvPicPr>
+                    <pic:cNvPr id="182" name="Picture 182" descr="image"/>
+                    <pic:cNvPicPr>
+                      <a:picLocks noChangeAspect="1"/>
+                    </pic:cNvPicPr>
+                  </pic:nvPicPr>
+                  <pic:blipFill>
+                    <a:blip r:embed="rId29"/>
+                    <a:stretch>
+                      <a:fillRect/>
+                    </a:stretch>
+                  </pic:blipFill>
+                  <pic:spPr>
+                    <a:xfrm>
+                      <a:off x="0" y="0"/>
+                      <a:ext cx="2114550" cy="2771775"/>
+                    </a:xfrm>
+                    <a:prstGeom prst="rect">
+                      <a:avLst/>
+                    </a:prstGeom>
+                  </pic:spPr>
+                </pic:pic>
+              </a:graphicData>
+            </a:graphic>
+          </wp:inline>
+        </w:drawing>
+      </w:r>
+    </w:p>
+    <w:p>
+      <w:pPr>
+        <w:keepNext/>
+        <w:spacing w:before="60" w:after="20" w:line="300" w:lineRule="auto"/>
+        <w:ind w:left="420" w:right="0" w:firstLine="0"/>
+        <w:jc w:val="left"/>
+        <w:rPr>
+          <w:rFonts w:ascii="Times New Roman" w:hAnsi="Times New Roman" w:eastAsia="宋体" w:cs="Times New Roman"/>
+          <w:kern w:val="0"/>
+          <w:sz w:val="21"/>
+          <w:szCs w:val="21"/>
+        </w:rPr>
+      </w:pPr>
+      <w:r>
+        <w:rPr>
+          <w:rFonts w:ascii="Times New Roman" w:hAnsi="Times New Roman" w:eastAsia="宋体" w:cs="Times New Roman"/>
+          <w:kern w:val="0"/>
+          <w:sz w:val="21"/>
+          <w:szCs w:val="21"/>
+        </w:rPr>
+        <w:t xml:space="preserve">A．小丑鱼会消失</w:t>
+      </w:r>
+    </w:p>
+    <w:p>
+      <w:pPr>
+        <w:keepNext/>
+        <w:spacing w:before="60" w:after="20" w:line="300" w:lineRule="auto"/>
+        <w:ind w:left="420" w:right="0" w:firstLine="0"/>
+        <w:jc w:val="left"/>
+        <w:rPr>
+          <w:rFonts w:ascii="Times New Roman" w:hAnsi="Times New Roman" w:eastAsia="宋体" w:cs="Times New Roman"/>
+          <w:kern w:val="0"/>
+          <w:sz w:val="21"/>
+          <w:szCs w:val="21"/>
+        </w:rPr>
+      </w:pPr>
+      <w:r>
+        <w:rPr>
+          <w:rFonts w:ascii="Times New Roman" w:hAnsi="Times New Roman" w:eastAsia="宋体" w:cs="Times New Roman"/>
+          <w:kern w:val="0"/>
+          <w:sz w:val="21"/>
+          <w:szCs w:val="21"/>
+        </w:rPr>
+        <w:t xml:space="preserve">B．鲨鱼会消失</w:t>
+      </w:r>
+    </w:p>
+    <w:p>
+      <w:pPr>
+        <w:keepNext/>
+        <w:spacing w:before="60" w:after="20" w:line="300" w:lineRule="auto"/>
+        <w:ind w:left="420" w:right="0" w:firstLine="0"/>
+        <w:jc w:val="left"/>
+        <w:rPr>
+          <w:rFonts w:ascii="Times New Roman" w:hAnsi="Times New Roman" w:eastAsia="宋体" w:cs="Times New Roman"/>
+          <w:kern w:val="0"/>
+          <w:sz w:val="21"/>
+          <w:szCs w:val="21"/>
+        </w:rPr>
+      </w:pPr>
+      <w:r>
+        <w:rPr>
+          <w:rFonts w:ascii="Times New Roman" w:hAnsi="Times New Roman" w:eastAsia="宋体" w:cs="Times New Roman"/>
+          <w:kern w:val="0"/>
+          <w:sz w:val="21"/>
+          <w:szCs w:val="21"/>
+        </w:rPr>
+        <w:t xml:space="preserve">C．鲨鱼和小丑鱼都会消失</w:t>
+      </w:r>
+    </w:p>
+    <w:p>
+      <w:pPr>
+        <w:keepNext/>
+        <w:spacing w:before="60" w:after="20" w:line="300" w:lineRule="auto"/>
+        <w:ind w:left="420" w:right="0" w:firstLine="0"/>
+        <w:jc w:val="left"/>
+        <w:rPr>
+          <w:rFonts w:ascii="Times New Roman" w:hAnsi="Times New Roman" w:eastAsia="宋体" w:cs="Times New Roman"/>
+          <w:kern w:val="0"/>
+          <w:sz w:val="21"/>
+          <w:szCs w:val="21"/>
+        </w:rPr>
+      </w:pPr>
+      <w:r>
+        <w:rPr>
+          <w:rFonts w:ascii="Times New Roman" w:hAnsi="Times New Roman" w:eastAsia="宋体" w:cs="Times New Roman"/>
+          <w:kern w:val="0"/>
+          <w:sz w:val="21"/>
+          <w:szCs w:val="21"/>
+        </w:rPr>
+        <w:t xml:space="preserve">D．什么都不会发生</w:t>
+      </w:r>
+    </w:p>
+    <w:p>
+      <w:pPr>
+        <w:spacing w:before="0" w:after="0" w:line="300" w:lineRule="auto"/>
+        <w:rPr>
+          <w:rFonts w:ascii="Times New Roman" w:hAnsi="Times New Roman" w:eastAsia="宋体" w:cs="Times New Roman"/>
+          <w:kern w:val="0"/>
+          <w:sz w:val="12"/>
+          <w:szCs w:val="12"/>
+        </w:rPr>
+      </w:pPr>
+    </w:p>
+    <w:p>
+      <w:pPr>
+        <w:keepNext/>
+        <w:spacing w:before="40" w:after="30" w:line="300" w:lineRule="auto"/>
+        <w:ind w:left="0" w:right="0" w:firstLine="0"/>
+        <w:jc w:val="left"/>
+        <w:rPr>
+          <w:rFonts w:ascii="Times New Roman" w:hAnsi="Times New Roman" w:eastAsia="宋体" w:cs="Times New Roman"/>
+          <w:kern w:val="0"/>
+          <w:sz w:val="21"/>
+          <w:szCs w:val="21"/>
+        </w:rPr>
+      </w:pPr>
+      <w:r>
+        <w:rPr>
+          <w:rFonts w:ascii="Times New Roman" w:hAnsi="Times New Roman" w:eastAsia="宋体" w:cs="Times New Roman"/>
+          <w:kern w:val="0"/>
+          <w:sz w:val="21"/>
+          <w:szCs w:val="21"/>
+        </w:rPr>
+        <w:t xml:space="preserve">11．角色初始位置如下图所示，运行下列程序后，小猫的大小是？（ ）</w:t>
+      </w:r>
+    </w:p>
+    <w:p>
+      <w:pPr>
+        <w:keepNext/>
+        <w:spacing w:before="40" w:after="40" w:line="240" w:lineRule="auto"/>
+        <w:ind w:left="0" w:right="0" w:firstLine="0"/>
+        <w:jc w:val="center"/>
+        <w:rPr>
+          <w:rFonts w:ascii="Times New Roman" w:hAnsi="Times New Roman" w:eastAsia="宋体" w:cs="Times New Roman"/>
+          <w:kern w:val="0"/>
+          <w:sz w:val="21"/>
+          <w:szCs w:val="21"/>
+        </w:rPr>
+      </w:pPr>
+      <w:r>
+        <w:rPr>
+          <w:rFonts w:ascii="Times New Roman" w:hAnsi="Times New Roman" w:eastAsia="宋体"/>
+          <w:sz w:val="21"/>
+        </w:rPr>
+        <w:drawing>
+          <wp:inline distT="0" distB="0" distL="0" distR="0">
+            <wp:extent cx="2885440" cy="2171700"/>
+            <wp:effectExtent l="0" t="0" r="0" b="0"/>
+            <wp:docPr id="183" name="Picture 183" descr="image"/>
+            <wp:cNvGraphicFramePr>
+              <a:graphicFrameLocks noChangeAspect="1"/>
+            </wp:cNvGraphicFramePr>
+            <a:graphic>
+              <a:graphicData uri="http://schemas.openxmlformats.org/drawingml/2006/picture">
+                <pic:pic>
+                  <pic:nvPicPr>
+                    <pic:cNvPr id="183" name="Picture 183" descr="image"/>
+                    <pic:cNvPicPr>
+                      <a:picLocks noChangeAspect="1"/>
+                    </pic:cNvPicPr>
+                  </pic:nvPicPr>
+                  <pic:blipFill>
+                    <a:blip r:embed="rId30"/>
+                    <a:stretch>
+                      <a:fillRect/>
+                    </a:stretch>
+                  </pic:blipFill>
+                  <pic:spPr>
+                    <a:xfrm>
+                      <a:off x="0" y="0"/>
+                      <a:ext cx="2885440" cy="2171700"/>
+                    </a:xfrm>
+                    <a:prstGeom prst="rect">
+                      <a:avLst/>
+                    </a:prstGeom>
+                  </pic:spPr>
+                </pic:pic>
+              </a:graphicData>
+            </a:graphic>
+          </wp:inline>
+        </w:drawing>
+        <w:drawing>
+          <wp:inline distT="0" distB="0" distL="0" distR="0">
+            <wp:extent cx="1875790" cy="2628900"/>
+            <wp:effectExtent l="0" t="0" r="0" b="0"/>
+            <wp:docPr id="184" name="Picture 184" descr="image"/>
+            <wp:cNvGraphicFramePr>
+              <a:graphicFrameLocks noChangeAspect="1"/>
+            </wp:cNvGraphicFramePr>
+            <a:graphic>
+              <a:graphicData uri="http://schemas.openxmlformats.org/drawingml/2006/picture">
+                <pic:pic>
+                  <pic:nvPicPr>
+                    <pic:cNvPr id="184" name="Picture 184" descr="image"/>
+                    <pic:cNvPicPr>
+                      <a:picLocks noChangeAspect="1"/>
+                    </pic:cNvPicPr>
+                  </pic:nvPicPr>
+                  <pic:blipFill>
+                    <a:blip r:embed="rId31"/>
+                    <a:stretch>
+                      <a:fillRect/>
+                    </a:stretch>
+                  </pic:blipFill>
+                  <pic:spPr>
+                    <a:xfrm>
+                      <a:off x="0" y="0"/>
+                      <a:ext cx="1875790" cy="2628900"/>
                     </a:xfrm>
                     <a:prstGeom prst="rect">
                       <a:avLst/>
@@ -7048,23 +7193,23 @@
         </w:rPr>
         <w:drawing>
           <wp:inline distT="0" distB="0" distL="0" distR="0">
-            <wp:extent cx="3132000" cy="1905000"/>
+            <wp:extent cx="2636520" cy="2000250"/>
             <wp:effectExtent l="0" t="0" r="0" b="0"/>
-            <wp:docPr id="154" name="Picture 154" descr="image"/>
+            <wp:docPr id="185" name="Picture 185" descr="image"/>
             <wp:cNvGraphicFramePr>
-              <a:graphicFrameLocks xmlns:a="http://schemas.openxmlformats.org/drawingml/2006/main" noChangeAspect="1"/>
+              <a:graphicFrameLocks noChangeAspect="1"/>
             </wp:cNvGraphicFramePr>
-            <a:graphic xmlns:a="http://schemas.openxmlformats.org/drawingml/2006/main">
+            <a:graphic>
               <a:graphicData uri="http://schemas.openxmlformats.org/drawingml/2006/picture">
-                <pic:pic xmlns:pic="http://schemas.openxmlformats.org/drawingml/2006/picture">
+                <pic:pic>
                   <pic:nvPicPr>
-                    <pic:cNvPr id="154" name="Picture 154" descr="image"/>
+                    <pic:cNvPr id="185" name="Picture 185" descr="image"/>
                     <pic:cNvPicPr>
                       <a:picLocks noChangeAspect="1"/>
                     </pic:cNvPicPr>
                   </pic:nvPicPr>
                   <pic:blipFill>
-                    <a:blip r:embed="rId62|rId63"/>
+                    <a:blip r:embed="rId62"/>
                     <a:stretch>
                       <a:fillRect/>
                     </a:stretch>
@@ -7072,7 +7217,44 @@
                   <pic:spPr>
                     <a:xfrm>
                       <a:off x="0" y="0"/>
-                      <a:ext cx="3132000" cy="1905000"/>
+                      <a:ext cx="2636520" cy="2000250"/>
+                    </a:xfrm>
+                    <a:prstGeom prst="rect">
+                      <a:avLst/>
+                    </a:prstGeom>
+                  </pic:spPr>
+                </pic:pic>
+              </a:graphicData>
+            </a:graphic>
+          </wp:inline>
+        </w:drawing>
+        <w:drawing>
+          <wp:inline distT="0" distB="0" distL="0" distR="0">
+            <wp:extent cx="2014855" cy="2806065"/>
+            <wp:effectExtent l="0" t="0" r="0" b="0"/>
+            <wp:docPr id="186" name="Picture 186" descr="image"/>
+            <wp:cNvGraphicFramePr>
+              <a:graphicFrameLocks noChangeAspect="1"/>
+            </wp:cNvGraphicFramePr>
+            <a:graphic>
+              <a:graphicData uri="http://schemas.openxmlformats.org/drawingml/2006/picture">
+                <pic:pic>
+                  <pic:nvPicPr>
+                    <pic:cNvPr id="186" name="Picture 186" descr="image"/>
+                    <pic:cNvPicPr>
+                      <a:picLocks noChangeAspect="1"/>
+                    </pic:cNvPicPr>
+                  </pic:nvPicPr>
+                  <pic:blipFill>
+                    <a:blip r:embed="rId63"/>
+                    <a:stretch>
+                      <a:fillRect/>
+                    </a:stretch>
+                  </pic:blipFill>
+                  <pic:spPr>
+                    <a:xfrm>
+                      <a:off x="0" y="0"/>
+                      <a:ext cx="2014855" cy="2806065"/>
                     </a:xfrm>
                     <a:prstGeom prst="rect">
                       <a:avLst/>
@@ -7526,23 +7708,23 @@
         </w:rPr>
         <w:drawing>
           <wp:inline distT="0" distB="0" distL="0" distR="0">
-            <wp:extent cx="3132000" cy="2857500"/>
+            <wp:extent cx="2863850" cy="2172335"/>
             <wp:effectExtent l="0" t="0" r="0" b="0"/>
-            <wp:docPr id="159" name="Picture 159" descr="image"/>
+            <wp:docPr id="187" name="Picture 187" descr="image"/>
             <wp:cNvGraphicFramePr>
-              <a:graphicFrameLocks xmlns:a="http://schemas.openxmlformats.org/drawingml/2006/main" noChangeAspect="1"/>
+              <a:graphicFrameLocks noChangeAspect="1"/>
             </wp:cNvGraphicFramePr>
-            <a:graphic xmlns:a="http://schemas.openxmlformats.org/drawingml/2006/main">
+            <a:graphic>
               <a:graphicData uri="http://schemas.openxmlformats.org/drawingml/2006/picture">
-                <pic:pic xmlns:pic="http://schemas.openxmlformats.org/drawingml/2006/picture">
+                <pic:pic>
                   <pic:nvPicPr>
-                    <pic:cNvPr id="159" name="Picture 159" descr="image"/>
+                    <pic:cNvPr id="187" name="Picture 187" descr="image"/>
                     <pic:cNvPicPr>
                       <a:picLocks noChangeAspect="1"/>
                     </pic:cNvPicPr>
                   </pic:nvPicPr>
                   <pic:blipFill>
-                    <a:blip r:embed="rId68|rId69"/>
+                    <a:blip r:embed="rId68"/>
                     <a:stretch>
                       <a:fillRect/>
                     </a:stretch>
@@ -7550,7 +7732,7 @@
                   <pic:spPr>
                     <a:xfrm>
                       <a:off x="0" y="0"/>
-                      <a:ext cx="3132000" cy="2857500"/>
+                      <a:ext cx="2863850" cy="2172335"/>
                     </a:xfrm>
                     <a:prstGeom prst="rect">
                       <a:avLst/>
@@ -7561,209 +7743,25 @@
             </a:graphic>
           </wp:inline>
         </w:drawing>
-      </w:r>
-    </w:p>
-    <w:p>
-      <w:pPr>
-        <w:keepNext/>
-        <w:spacing w:before="60" w:after="20" w:line="300" w:lineRule="auto"/>
-        <w:ind w:left="420" w:right="0" w:firstLine="0"/>
-        <w:jc w:val="left"/>
-        <w:rPr>
-          <w:rFonts w:ascii="Times New Roman" w:hAnsi="Times New Roman" w:eastAsia="宋体" w:cs="Times New Roman"/>
-          <w:kern w:val="0"/>
-          <w:sz w:val="21"/>
-          <w:szCs w:val="21"/>
-        </w:rPr>
-      </w:pPr>
-      <w:r>
-        <w:rPr>
-          <w:rFonts w:ascii="Times New Roman" w:hAnsi="Times New Roman" w:eastAsia="宋体" w:cs="Times New Roman"/>
-          <w:kern w:val="0"/>
-          <w:sz w:val="21"/>
-          <w:szCs w:val="21"/>
-        </w:rPr>
-        <w:t xml:space="preserve">A．小猫一直移到随机位置，停不下来</w:t>
-      </w:r>
-    </w:p>
-    <w:p>
-      <w:pPr>
-        <w:keepNext/>
-        <w:spacing w:before="60" w:after="20" w:line="300" w:lineRule="auto"/>
-        <w:ind w:left="420" w:right="0" w:firstLine="0"/>
-        <w:jc w:val="left"/>
-        <w:rPr>
-          <w:rFonts w:ascii="Times New Roman" w:hAnsi="Times New Roman" w:eastAsia="宋体" w:cs="Times New Roman"/>
-          <w:kern w:val="0"/>
-          <w:sz w:val="21"/>
-          <w:szCs w:val="21"/>
-        </w:rPr>
-      </w:pPr>
-      <w:r>
-        <w:rPr>
-          <w:rFonts w:ascii="Times New Roman" w:hAnsi="Times New Roman" w:eastAsia="宋体" w:cs="Times New Roman"/>
-          <w:kern w:val="0"/>
-          <w:sz w:val="21"/>
-          <w:szCs w:val="21"/>
-        </w:rPr>
-        <w:t xml:space="preserve">B．小猫静止不动</w:t>
-      </w:r>
-    </w:p>
-    <w:p>
-      <w:pPr>
-        <w:keepNext/>
-        <w:spacing w:before="60" w:after="20" w:line="300" w:lineRule="auto"/>
-        <w:ind w:left="420" w:right="0" w:firstLine="0"/>
-        <w:jc w:val="left"/>
-        <w:rPr>
-          <w:rFonts w:ascii="Times New Roman" w:hAnsi="Times New Roman" w:eastAsia="宋体" w:cs="Times New Roman"/>
-          <w:kern w:val="0"/>
-          <w:sz w:val="21"/>
-          <w:szCs w:val="21"/>
-        </w:rPr>
-      </w:pPr>
-      <w:r>
-        <w:rPr>
-          <w:rFonts w:ascii="Times New Roman" w:hAnsi="Times New Roman" w:eastAsia="宋体" w:cs="Times New Roman"/>
-          <w:kern w:val="0"/>
-          <w:sz w:val="21"/>
-          <w:szCs w:val="21"/>
-        </w:rPr>
-        <w:t xml:space="preserve">C．小猫一直移到随机位置，碰到黄球停下来</w:t>
-      </w:r>
-    </w:p>
-    <w:p>
-      <w:pPr>
-        <w:keepNext/>
-        <w:spacing w:before="60" w:after="20" w:line="300" w:lineRule="auto"/>
-        <w:ind w:left="420" w:right="0" w:firstLine="0"/>
-        <w:jc w:val="left"/>
-        <w:rPr>
-          <w:rFonts w:ascii="Times New Roman" w:hAnsi="Times New Roman" w:eastAsia="宋体" w:cs="Times New Roman"/>
-          <w:kern w:val="0"/>
-          <w:sz w:val="21"/>
-          <w:szCs w:val="21"/>
-        </w:rPr>
-      </w:pPr>
-      <w:r>
-        <w:rPr>
-          <w:rFonts w:ascii="Times New Roman" w:hAnsi="Times New Roman" w:eastAsia="宋体" w:cs="Times New Roman"/>
-          <w:kern w:val="0"/>
-          <w:sz w:val="21"/>
-          <w:szCs w:val="21"/>
-        </w:rPr>
-        <w:t xml:space="preserve">D．小猫一直移到随机位置，碰到篮球、绿球或者紫球中的一个停下来</w:t>
-      </w:r>
-    </w:p>
-    <w:p>
-      <w:pPr>
-        <w:spacing w:before="0" w:after="0" w:line="300" w:lineRule="auto"/>
-        <w:rPr>
-          <w:rFonts w:ascii="Times New Roman" w:hAnsi="Times New Roman" w:eastAsia="宋体" w:cs="Times New Roman"/>
-          <w:kern w:val="0"/>
-          <w:sz w:val="12"/>
-          <w:szCs w:val="12"/>
-        </w:rPr>
-      </w:pPr>
-    </w:p>
-    <w:p>
-      <w:pPr>
-        <w:keepNext/>
-        <w:spacing w:before="200" w:after="40" w:line="300" w:lineRule="auto"/>
-        <w:ind w:left="0" w:right="0" w:firstLine="0"/>
-        <w:jc w:val="left"/>
-        <w:rPr>
-          <w:rFonts w:ascii="Times New Roman" w:hAnsi="Times New Roman" w:eastAsia="宋体" w:cs="Times New Roman"/>
-          <w:kern w:val="0"/>
-          <w:b/>
-          <w:bCs/>
-          <w:sz w:val="24"/>
-          <w:szCs w:val="24"/>
-        </w:rPr>
-      </w:pPr>
-      <w:r>
-        <w:rPr>
-          <w:rFonts w:ascii="Times New Roman" w:hAnsi="Times New Roman" w:eastAsia="宋体" w:cs="Times New Roman"/>
-          <w:kern w:val="0"/>
-          <w:b/>
-          <w:bCs/>
-          <w:sz w:val="24"/>
-          <w:szCs w:val="24"/>
-        </w:rPr>
-        <w:t xml:space="preserve">二、判断题</w:t>
-      </w:r>
-      <w:r>
-        <w:rPr>
-          <w:rFonts w:ascii="Times New Roman" w:hAnsi="Times New Roman" w:eastAsia="宋体" w:cs="Times New Roman"/>
-          <w:kern w:val="0"/>
-          <w:b/>
-          <w:bCs/>
-          <w:sz w:val="24"/>
-          <w:szCs w:val="24"/>
-        </w:rPr>
-        <w:t xml:space="preserve">（共10题，共20分）</w:t>
-      </w:r>
-    </w:p>
-    <w:p>
-      <w:pPr>
-        <w:keepNext/>
-        <w:spacing w:before="40" w:after="30" w:line="300" w:lineRule="auto"/>
-        <w:ind w:left="0" w:right="0" w:firstLine="0"/>
-        <w:jc w:val="left"/>
-        <w:rPr>
-          <w:rFonts w:ascii="Times New Roman" w:hAnsi="Times New Roman" w:eastAsia="宋体" w:cs="Times New Roman"/>
-          <w:kern w:val="0"/>
-          <w:sz w:val="21"/>
-          <w:szCs w:val="21"/>
-        </w:rPr>
-      </w:pPr>
-      <w:r>
-        <w:rPr>
-          <w:rFonts w:ascii="Times New Roman" w:hAnsi="Times New Roman" w:eastAsia="宋体" w:cs="Times New Roman"/>
-          <w:kern w:val="0"/>
-          <w:sz w:val="21"/>
-          <w:szCs w:val="21"/>
-        </w:rPr>
-        <w:t xml:space="preserve">26．如下图所示，运行下列程序，角色可以沿着白线自动移动。（ ）</w:t>
-      </w:r>
-    </w:p>
-    <w:p>
-      <w:pPr>
-        <w:keepNext/>
-        <w:spacing w:before="40" w:after="40" w:line="240" w:lineRule="auto"/>
-        <w:ind w:left="0" w:right="0" w:firstLine="0"/>
-        <w:jc w:val="center"/>
-        <w:rPr>
-          <w:rFonts w:ascii="Times New Roman" w:hAnsi="Times New Roman" w:eastAsia="宋体" w:cs="Times New Roman"/>
-          <w:kern w:val="0"/>
-          <w:sz w:val="21"/>
-          <w:szCs w:val="21"/>
-        </w:rPr>
-      </w:pPr>
-      <w:r>
-        <w:rPr>
-          <w:rFonts w:ascii="Times New Roman" w:hAnsi="Times New Roman" w:eastAsia="宋体"/>
-          <w:sz w:val="21"/>
-        </w:rPr>
         <w:drawing>
           <wp:inline distT="0" distB="0" distL="0" distR="0">
-            <wp:extent cx="3132000" cy="2857500"/>
+            <wp:extent cx="2229485" cy="1908810"/>
             <wp:effectExtent l="0" t="0" r="0" b="0"/>
-            <wp:docPr id="160" name="Picture 160" descr="image"/>
+            <wp:docPr id="188" name="Picture 188" descr="image"/>
             <wp:cNvGraphicFramePr>
-              <a:graphicFrameLocks xmlns:a="http://schemas.openxmlformats.org/drawingml/2006/main" noChangeAspect="1"/>
+              <a:graphicFrameLocks noChangeAspect="1"/>
             </wp:cNvGraphicFramePr>
-            <a:graphic xmlns:a="http://schemas.openxmlformats.org/drawingml/2006/main">
+            <a:graphic>
               <a:graphicData uri="http://schemas.openxmlformats.org/drawingml/2006/picture">
-                <pic:pic xmlns:pic="http://schemas.openxmlformats.org/drawingml/2006/picture">
+                <pic:pic>
                   <pic:nvPicPr>
-                    <pic:cNvPr id="160" name="Picture 160" descr="image"/>
+                    <pic:cNvPr id="188" name="Picture 188" descr="image"/>
                     <pic:cNvPicPr>
                       <a:picLocks noChangeAspect="1"/>
                     </pic:cNvPicPr>
                   </pic:nvPicPr>
                   <pic:blipFill>
-                    <a:blip r:embed="rId70|rId71"/>
+                    <a:blip r:embed="rId69"/>
                     <a:stretch>
                       <a:fillRect/>
                     </a:stretch>
@@ -7771,7 +7769,7 @@
                   <pic:spPr>
                     <a:xfrm>
                       <a:off x="0" y="0"/>
-                      <a:ext cx="3132000" cy="2857500"/>
+                      <a:ext cx="2229485" cy="1908810"/>
                     </a:xfrm>
                     <a:prstGeom prst="rect">
                       <a:avLst/>
@@ -7786,6 +7784,98 @@
     </w:p>
     <w:p>
       <w:pPr>
+        <w:keepNext/>
+        <w:spacing w:before="60" w:after="20" w:line="300" w:lineRule="auto"/>
+        <w:ind w:left="420" w:right="0" w:firstLine="0"/>
+        <w:jc w:val="left"/>
+        <w:rPr>
+          <w:rFonts w:ascii="Times New Roman" w:hAnsi="Times New Roman" w:eastAsia="宋体" w:cs="Times New Roman"/>
+          <w:kern w:val="0"/>
+          <w:sz w:val="21"/>
+          <w:szCs w:val="21"/>
+        </w:rPr>
+      </w:pPr>
+      <w:r>
+        <w:rPr>
+          <w:rFonts w:ascii="Times New Roman" w:hAnsi="Times New Roman" w:eastAsia="宋体" w:cs="Times New Roman"/>
+          <w:kern w:val="0"/>
+          <w:sz w:val="21"/>
+          <w:szCs w:val="21"/>
+        </w:rPr>
+        <w:t xml:space="preserve">A．小猫一直移到随机位置，停不下来</w:t>
+      </w:r>
+    </w:p>
+    <w:p>
+      <w:pPr>
+        <w:keepNext/>
+        <w:spacing w:before="60" w:after="20" w:line="300" w:lineRule="auto"/>
+        <w:ind w:left="420" w:right="0" w:firstLine="0"/>
+        <w:jc w:val="left"/>
+        <w:rPr>
+          <w:rFonts w:ascii="Times New Roman" w:hAnsi="Times New Roman" w:eastAsia="宋体" w:cs="Times New Roman"/>
+          <w:kern w:val="0"/>
+          <w:sz w:val="21"/>
+          <w:szCs w:val="21"/>
+        </w:rPr>
+      </w:pPr>
+      <w:r>
+        <w:rPr>
+          <w:rFonts w:ascii="Times New Roman" w:hAnsi="Times New Roman" w:eastAsia="宋体" w:cs="Times New Roman"/>
+          <w:kern w:val="0"/>
+          <w:sz w:val="21"/>
+          <w:szCs w:val="21"/>
+        </w:rPr>
+        <w:t xml:space="preserve">B．小猫静止不动</w:t>
+      </w:r>
+    </w:p>
+    <w:p>
+      <w:pPr>
+        <w:keepNext/>
+        <w:spacing w:before="60" w:after="20" w:line="300" w:lineRule="auto"/>
+        <w:ind w:left="420" w:right="0" w:firstLine="0"/>
+        <w:jc w:val="left"/>
+        <w:rPr>
+          <w:rFonts w:ascii="Times New Roman" w:hAnsi="Times New Roman" w:eastAsia="宋体" w:cs="Times New Roman"/>
+          <w:kern w:val="0"/>
+          <w:sz w:val="21"/>
+          <w:szCs w:val="21"/>
+        </w:rPr>
+      </w:pPr>
+      <w:r>
+        <w:rPr>
+          <w:rFonts w:ascii="Times New Roman" w:hAnsi="Times New Roman" w:eastAsia="宋体" w:cs="Times New Roman"/>
+          <w:kern w:val="0"/>
+          <w:sz w:val="21"/>
+          <w:szCs w:val="21"/>
+        </w:rPr>
+        <w:t xml:space="preserve">C．小猫一直移到随机位置，碰到黄球停下来</w:t>
+      </w:r>
+    </w:p>
+    <w:p>
+      <w:pPr>
+        <w:keepNext/>
+        <w:spacing w:before="60" w:after="20" w:line="300" w:lineRule="auto"/>
+        <w:ind w:left="420" w:right="0" w:firstLine="0"/>
+        <w:jc w:val="left"/>
+        <w:rPr>
+          <w:rFonts w:ascii="Times New Roman" w:hAnsi="Times New Roman" w:eastAsia="宋体" w:cs="Times New Roman"/>
+          <w:kern w:val="0"/>
+          <w:sz w:val="21"/>
+          <w:szCs w:val="21"/>
+        </w:rPr>
+      </w:pPr>
+      <w:r>
+        <w:rPr>
+          <w:rFonts w:ascii="Times New Roman" w:hAnsi="Times New Roman" w:eastAsia="宋体" w:cs="Times New Roman"/>
+          <w:kern w:val="0"/>
+          <w:sz w:val="21"/>
+          <w:szCs w:val="21"/>
+        </w:rPr>
+        <w:t xml:space="preserve">D．小猫一直移到随机位置，碰到篮球、绿球或者紫球中的一个停下来</w:t>
+      </w:r>
+    </w:p>
+    <w:p>
+      <w:pPr>
         <w:spacing w:before="0" w:after="0" w:line="300" w:lineRule="auto"/>
         <w:rPr>
           <w:rFonts w:ascii="Times New Roman" w:hAnsi="Times New Roman" w:eastAsia="宋体" w:cs="Times New Roman"/>
@@ -7798,6 +7888,44 @@
     <w:p>
       <w:pPr>
         <w:keepNext/>
+        <w:spacing w:before="200" w:after="40" w:line="300" w:lineRule="auto"/>
+        <w:ind w:left="0" w:right="0" w:firstLine="0"/>
+        <w:jc w:val="left"/>
+        <w:rPr>
+          <w:rFonts w:ascii="Times New Roman" w:hAnsi="Times New Roman" w:eastAsia="宋体" w:cs="Times New Roman"/>
+          <w:kern w:val="0"/>
+          <w:b/>
+          <w:bCs/>
+          <w:sz w:val="24"/>
+          <w:szCs w:val="24"/>
+        </w:rPr>
+      </w:pPr>
+      <w:r>
+        <w:rPr>
+          <w:rFonts w:ascii="Times New Roman" w:hAnsi="Times New Roman" w:eastAsia="宋体" w:cs="Times New Roman"/>
+          <w:kern w:val="0"/>
+          <w:b/>
+          <w:bCs/>
+          <w:sz w:val="24"/>
+          <w:szCs w:val="24"/>
+        </w:rPr>
+        <w:t xml:space="preserve">二、判断题</w:t>
+      </w:r>
+      <w:r>
+        <w:rPr>
+          <w:rFonts w:ascii="Times New Roman" w:hAnsi="Times New Roman" w:eastAsia="宋体" w:cs="Times New Roman"/>
+          <w:kern w:val="0"/>
+          <w:b/>
+          <w:bCs/>
+          <w:sz w:val="24"/>
+          <w:szCs w:val="24"/>
+        </w:rPr>
+        <w:t xml:space="preserve">（共10题，共20分）</w:t>
+      </w:r>
+    </w:p>
+    <w:p>
+      <w:pPr>
+        <w:keepNext/>
         <w:spacing w:before="40" w:after="30" w:line="300" w:lineRule="auto"/>
         <w:ind w:left="0" w:right="0" w:firstLine="0"/>
         <w:jc w:val="left"/>
@@ -7815,7 +7943,7 @@
           <w:sz w:val="21"/>
           <w:szCs w:val="21"/>
         </w:rPr>
-        <w:t xml:space="preserve">27．默认小猫角色运行如下右图所示的程序，小猫能够滑行到甜甜圈那里。（ ）</w:t>
+        <w:t xml:space="preserve">26．如下图所示，运行下列程序，角色可以沿着白线自动移动。（ ）</w:t>
       </w:r>
     </w:p>
     <w:p>
@@ -7838,23 +7966,23 @@
         </w:rPr>
         <w:drawing>
           <wp:inline distT="0" distB="0" distL="0" distR="0">
-            <wp:extent cx="3132000" cy="2857500"/>
+            <wp:extent cx="2672715" cy="2018665"/>
             <wp:effectExtent l="0" t="0" r="0" b="0"/>
-            <wp:docPr id="161" name="Picture 161" descr="image"/>
+            <wp:docPr id="189" name="Picture 189" descr="image"/>
             <wp:cNvGraphicFramePr>
-              <a:graphicFrameLocks xmlns:a="http://schemas.openxmlformats.org/drawingml/2006/main" noChangeAspect="1"/>
+              <a:graphicFrameLocks noChangeAspect="1"/>
             </wp:cNvGraphicFramePr>
-            <a:graphic xmlns:a="http://schemas.openxmlformats.org/drawingml/2006/main">
+            <a:graphic>
               <a:graphicData uri="http://schemas.openxmlformats.org/drawingml/2006/picture">
-                <pic:pic xmlns:pic="http://schemas.openxmlformats.org/drawingml/2006/picture">
+                <pic:pic>
                   <pic:nvPicPr>
-                    <pic:cNvPr id="161" name="Picture 161" descr="image"/>
+                    <pic:cNvPr id="189" name="Picture 189" descr="image"/>
                     <pic:cNvPicPr>
                       <a:picLocks noChangeAspect="1"/>
                     </pic:cNvPicPr>
                   </pic:nvPicPr>
                   <pic:blipFill>
-                    <a:blip r:embed="rId72|rId73"/>
+                    <a:blip r:embed="rId70"/>
                     <a:stretch>
                       <a:fillRect/>
                     </a:stretch>
@@ -7862,7 +7990,172 @@
                   <pic:spPr>
                     <a:xfrm>
                       <a:off x="0" y="0"/>
-                      <a:ext cx="3132000" cy="2857500"/>
+                      <a:ext cx="2672715" cy="2018665"/>
+                    </a:xfrm>
+                    <a:prstGeom prst="rect">
+                      <a:avLst/>
+                    </a:prstGeom>
+                  </pic:spPr>
+                </pic:pic>
+              </a:graphicData>
+            </a:graphic>
+          </wp:inline>
+        </w:drawing>
+        <w:drawing>
+          <wp:inline distT="0" distB="0" distL="0" distR="0">
+            <wp:extent cx="2072640" cy="3020695"/>
+            <wp:effectExtent l="0" t="0" r="0" b="0"/>
+            <wp:docPr id="190" name="Picture 190" descr="image"/>
+            <wp:cNvGraphicFramePr>
+              <a:graphicFrameLocks noChangeAspect="1"/>
+            </wp:cNvGraphicFramePr>
+            <a:graphic>
+              <a:graphicData uri="http://schemas.openxmlformats.org/drawingml/2006/picture">
+                <pic:pic>
+                  <pic:nvPicPr>
+                    <pic:cNvPr id="190" name="Picture 190" descr="image"/>
+                    <pic:cNvPicPr>
+                      <a:picLocks noChangeAspect="1"/>
+                    </pic:cNvPicPr>
+                  </pic:nvPicPr>
+                  <pic:blipFill>
+                    <a:blip r:embed="rId71"/>
+                    <a:stretch>
+                      <a:fillRect/>
+                    </a:stretch>
+                  </pic:blipFill>
+                  <pic:spPr>
+                    <a:xfrm>
+                      <a:off x="0" y="0"/>
+                      <a:ext cx="2072640" cy="3020695"/>
+                    </a:xfrm>
+                    <a:prstGeom prst="rect">
+                      <a:avLst/>
+                    </a:prstGeom>
+                  </pic:spPr>
+                </pic:pic>
+              </a:graphicData>
+            </a:graphic>
+          </wp:inline>
+        </w:drawing>
+      </w:r>
+    </w:p>
+    <w:p>
+      <w:pPr>
+        <w:spacing w:before="0" w:after="0" w:line="300" w:lineRule="auto"/>
+        <w:rPr>
+          <w:rFonts w:ascii="Times New Roman" w:hAnsi="Times New Roman" w:eastAsia="宋体" w:cs="Times New Roman"/>
+          <w:kern w:val="0"/>
+          <w:sz w:val="12"/>
+          <w:szCs w:val="12"/>
+        </w:rPr>
+      </w:pPr>
+    </w:p>
+    <w:p>
+      <w:pPr>
+        <w:keepNext/>
+        <w:spacing w:before="40" w:after="30" w:line="300" w:lineRule="auto"/>
+        <w:ind w:left="0" w:right="0" w:firstLine="0"/>
+        <w:jc w:val="left"/>
+        <w:rPr>
+          <w:rFonts w:ascii="Times New Roman" w:hAnsi="Times New Roman" w:eastAsia="宋体" w:cs="Times New Roman"/>
+          <w:kern w:val="0"/>
+          <w:sz w:val="21"/>
+          <w:szCs w:val="21"/>
+        </w:rPr>
+      </w:pPr>
+      <w:r>
+        <w:rPr>
+          <w:rFonts w:ascii="Times New Roman" w:hAnsi="Times New Roman" w:eastAsia="宋体" w:cs="Times New Roman"/>
+          <w:kern w:val="0"/>
+          <w:sz w:val="21"/>
+          <w:szCs w:val="21"/>
+        </w:rPr>
+        <w:t xml:space="preserve">27．默认小猫角色运行如下右图所示的程序，小猫能够滑行到甜甜圈那里。（ ）</w:t>
+      </w:r>
+    </w:p>
+    <w:p>
+      <w:pPr>
+        <w:keepNext/>
+        <w:spacing w:before="40" w:after="40" w:line="240" w:lineRule="auto"/>
+        <w:ind w:left="0" w:right="0" w:firstLine="0"/>
+        <w:jc w:val="center"/>
+        <w:rPr>
+          <w:rFonts w:ascii="Times New Roman" w:hAnsi="Times New Roman" w:eastAsia="宋体" w:cs="Times New Roman"/>
+          <w:kern w:val="0"/>
+          <w:sz w:val="21"/>
+          <w:szCs w:val="21"/>
+        </w:rPr>
+      </w:pPr>
+      <w:r>
+        <w:rPr>
+          <w:rFonts w:ascii="Times New Roman" w:hAnsi="Times New Roman" w:eastAsia="宋体"/>
+          <w:sz w:val="21"/>
+        </w:rPr>
+        <w:drawing>
+          <wp:inline distT="0" distB="0" distL="0" distR="0">
+            <wp:extent cx="2774315" cy="2103755"/>
+            <wp:effectExtent l="0" t="0" r="0" b="0"/>
+            <wp:docPr id="191" name="Picture 191" descr="image"/>
+            <wp:cNvGraphicFramePr>
+              <a:graphicFrameLocks noChangeAspect="1"/>
+            </wp:cNvGraphicFramePr>
+            <a:graphic>
+              <a:graphicData uri="http://schemas.openxmlformats.org/drawingml/2006/picture">
+                <pic:pic>
+                  <pic:nvPicPr>
+                    <pic:cNvPr id="191" name="Picture 191" descr="image"/>
+                    <pic:cNvPicPr>
+                      <a:picLocks noChangeAspect="1"/>
+                    </pic:cNvPicPr>
+                  </pic:nvPicPr>
+                  <pic:blipFill>
+                    <a:blip r:embed="rId72"/>
+                    <a:stretch>
+                      <a:fillRect/>
+                    </a:stretch>
+                  </pic:blipFill>
+                  <pic:spPr>
+                    <a:xfrm>
+                      <a:off x="0" y="0"/>
+                      <a:ext cx="2774315" cy="2103755"/>
+                    </a:xfrm>
+                    <a:prstGeom prst="rect">
+                      <a:avLst/>
+                    </a:prstGeom>
+                  </pic:spPr>
+                </pic:pic>
+              </a:graphicData>
+            </a:graphic>
+          </wp:inline>
+        </w:drawing>
+        <w:drawing>
+          <wp:inline distT="0" distB="0" distL="0" distR="0">
+            <wp:extent cx="2331085" cy="1182370"/>
+            <wp:effectExtent l="0" t="0" r="0" b="0"/>
+            <wp:docPr id="192" name="Picture 192" descr="image"/>
+            <wp:cNvGraphicFramePr>
+              <a:graphicFrameLocks noChangeAspect="1"/>
+            </wp:cNvGraphicFramePr>
+            <a:graphic>
+              <a:graphicData uri="http://schemas.openxmlformats.org/drawingml/2006/picture">
+                <pic:pic>
+                  <pic:nvPicPr>
+                    <pic:cNvPr id="192" name="Picture 192" descr="image"/>
+                    <pic:cNvPicPr>
+                      <a:picLocks noChangeAspect="1"/>
+                    </pic:cNvPicPr>
+                  </pic:nvPicPr>
+                  <pic:blipFill>
+                    <a:blip r:embed="rId73"/>
+                    <a:stretch>
+                      <a:fillRect/>
+                    </a:stretch>
+                  </pic:blipFill>
+                  <pic:spPr>
+                    <a:xfrm>
+                      <a:off x="0" y="0"/>
+                      <a:ext cx="2331085" cy="1182370"/>
                     </a:xfrm>
                     <a:prstGeom prst="rect">
                       <a:avLst/>
@@ -8111,23 +8404,23 @@
         </w:rPr>
         <w:drawing>
           <wp:inline distT="0" distB="0" distL="0" distR="0">
-            <wp:extent cx="3132000" cy="2857500"/>
+            <wp:extent cx="1092200" cy="3973195"/>
             <wp:effectExtent l="0" t="0" r="0" b="0"/>
-            <wp:docPr id="164" name="Picture 164" descr="image"/>
+            <wp:docPr id="193" name="Picture 193" descr="image"/>
             <wp:cNvGraphicFramePr>
-              <a:graphicFrameLocks xmlns:a="http://schemas.openxmlformats.org/drawingml/2006/main" noChangeAspect="1"/>
+              <a:graphicFrameLocks noChangeAspect="1"/>
             </wp:cNvGraphicFramePr>
-            <a:graphic xmlns:a="http://schemas.openxmlformats.org/drawingml/2006/main">
+            <a:graphic>
               <a:graphicData uri="http://schemas.openxmlformats.org/drawingml/2006/picture">
-                <pic:pic xmlns:pic="http://schemas.openxmlformats.org/drawingml/2006/picture">
+                <pic:pic>
                   <pic:nvPicPr>
-                    <pic:cNvPr id="164" name="Picture 164" descr="image"/>
+                    <pic:cNvPr id="193" name="Picture 193" descr="image"/>
                     <pic:cNvPicPr>
                       <a:picLocks noChangeAspect="1"/>
                     </pic:cNvPicPr>
                   </pic:nvPicPr>
                   <pic:blipFill>
-                    <a:blip r:embed="rId76|rId77"/>
+                    <a:blip r:embed="rId76"/>
                     <a:stretch>
                       <a:fillRect/>
                     </a:stretch>
@@ -8135,7 +8428,7 @@
                   <pic:spPr>
                     <a:xfrm>
                       <a:off x="0" y="0"/>
-                      <a:ext cx="3132000" cy="2857500"/>
+                      <a:ext cx="1092200" cy="3973195"/>
                     </a:xfrm>
                     <a:prstGeom prst="rect">
                       <a:avLst/>
@@ -8146,79 +8439,25 @@
             </a:graphic>
           </wp:inline>
         </w:drawing>
-      </w:r>
-    </w:p>
-    <w:p>
-      <w:pPr>
-        <w:spacing w:before="0" w:after="0" w:line="300" w:lineRule="auto"/>
-        <w:rPr>
-          <w:rFonts w:ascii="Times New Roman" w:hAnsi="Times New Roman" w:eastAsia="宋体" w:cs="Times New Roman"/>
-          <w:kern w:val="0"/>
-          <w:sz w:val="12"/>
-          <w:szCs w:val="12"/>
-        </w:rPr>
-      </w:pPr>
-    </w:p>
-    <w:p>
-      <w:pPr>
-        <w:keepNext/>
-        <w:spacing w:before="40" w:after="30" w:line="300" w:lineRule="auto"/>
-        <w:ind w:left="0" w:right="0" w:firstLine="0"/>
-        <w:jc w:val="left"/>
-        <w:rPr>
-          <w:rFonts w:ascii="Times New Roman" w:hAnsi="Times New Roman" w:eastAsia="宋体" w:cs="Times New Roman"/>
-          <w:kern w:val="0"/>
-          <w:sz w:val="21"/>
-          <w:szCs w:val="21"/>
-        </w:rPr>
-      </w:pPr>
-      <w:r>
-        <w:rPr>
-          <w:rFonts w:ascii="Times New Roman" w:hAnsi="Times New Roman" w:eastAsia="宋体" w:cs="Times New Roman"/>
-          <w:kern w:val="0"/>
-          <w:sz w:val="21"/>
-          <w:szCs w:val="21"/>
-        </w:rPr>
-        <w:t xml:space="preserve">31．默认小猫角色，运行下列程序，舞台上能看到一个正方形。（ ）</w:t>
-      </w:r>
-    </w:p>
-    <w:p>
-      <w:pPr>
-        <w:keepNext/>
-        <w:spacing w:before="40" w:after="40" w:line="240" w:lineRule="auto"/>
-        <w:ind w:left="0" w:right="0" w:firstLine="0"/>
-        <w:jc w:val="center"/>
-        <w:rPr>
-          <w:rFonts w:ascii="Times New Roman" w:hAnsi="Times New Roman" w:eastAsia="宋体" w:cs="Times New Roman"/>
-          <w:kern w:val="0"/>
-          <w:sz w:val="21"/>
-          <w:szCs w:val="21"/>
-        </w:rPr>
-      </w:pPr>
-      <w:r>
-        <w:rPr>
-          <w:rFonts w:ascii="Times New Roman" w:hAnsi="Times New Roman" w:eastAsia="宋体"/>
-          <w:sz w:val="21"/>
-        </w:rPr>
         <w:drawing>
           <wp:inline distT="0" distB="0" distL="0" distR="0">
-            <wp:extent cx="3132000" cy="2857500"/>
+            <wp:extent cx="3571875" cy="1903095"/>
             <wp:effectExtent l="0" t="0" r="0" b="0"/>
-            <wp:docPr id="165" name="Picture 165" descr="image"/>
+            <wp:docPr id="194" name="Picture 194" descr="image"/>
             <wp:cNvGraphicFramePr>
-              <a:graphicFrameLocks xmlns:a="http://schemas.openxmlformats.org/drawingml/2006/main" noChangeAspect="1"/>
+              <a:graphicFrameLocks noChangeAspect="1"/>
             </wp:cNvGraphicFramePr>
-            <a:graphic xmlns:a="http://schemas.openxmlformats.org/drawingml/2006/main">
+            <a:graphic>
               <a:graphicData uri="http://schemas.openxmlformats.org/drawingml/2006/picture">
-                <pic:pic xmlns:pic="http://schemas.openxmlformats.org/drawingml/2006/picture">
+                <pic:pic>
                   <pic:nvPicPr>
-                    <pic:cNvPr id="165" name="Picture 165" descr="image"/>
+                    <pic:cNvPr id="194" name="Picture 194" descr="image"/>
                     <pic:cNvPicPr>
                       <a:picLocks noChangeAspect="1"/>
                     </pic:cNvPicPr>
                   </pic:nvPicPr>
                   <pic:blipFill>
-                    <a:blip r:embed="rId78|rId79"/>
+                    <a:blip r:embed="rId77"/>
                     <a:stretch>
                       <a:fillRect/>
                     </a:stretch>
@@ -8226,7 +8465,135 @@
                   <pic:spPr>
                     <a:xfrm>
                       <a:off x="0" y="0"/>
-                      <a:ext cx="3132000" cy="2857500"/>
+                      <a:ext cx="3571875" cy="1903095"/>
+                    </a:xfrm>
+                    <a:prstGeom prst="rect">
+                      <a:avLst/>
+                    </a:prstGeom>
+                  </pic:spPr>
+                </pic:pic>
+              </a:graphicData>
+            </a:graphic>
+          </wp:inline>
+        </w:drawing>
+      </w:r>
+    </w:p>
+    <w:p>
+      <w:pPr>
+        <w:spacing w:before="0" w:after="0" w:line="300" w:lineRule="auto"/>
+        <w:rPr>
+          <w:rFonts w:ascii="Times New Roman" w:hAnsi="Times New Roman" w:eastAsia="宋体" w:cs="Times New Roman"/>
+          <w:kern w:val="0"/>
+          <w:sz w:val="12"/>
+          <w:szCs w:val="12"/>
+        </w:rPr>
+      </w:pPr>
+    </w:p>
+    <w:p>
+      <w:pPr>
+        <w:keepNext/>
+        <w:spacing w:before="40" w:after="30" w:line="300" w:lineRule="auto"/>
+        <w:ind w:left="0" w:right="0" w:firstLine="0"/>
+        <w:jc w:val="left"/>
+        <w:rPr>
+          <w:rFonts w:ascii="Times New Roman" w:hAnsi="Times New Roman" w:eastAsia="宋体" w:cs="Times New Roman"/>
+          <w:kern w:val="0"/>
+          <w:sz w:val="21"/>
+          <w:szCs w:val="21"/>
+        </w:rPr>
+      </w:pPr>
+      <w:r>
+        <w:rPr>
+          <w:rFonts w:ascii="Times New Roman" w:hAnsi="Times New Roman" w:eastAsia="宋体" w:cs="Times New Roman"/>
+          <w:kern w:val="0"/>
+          <w:sz w:val="21"/>
+          <w:szCs w:val="21"/>
+        </w:rPr>
+        <w:t xml:space="preserve">31．默认小猫角色，运行下列程序，舞台上能看到一个正方形。（ ）</w:t>
+      </w:r>
+    </w:p>
+    <w:p>
+      <w:pPr>
+        <w:keepNext/>
+        <w:spacing w:before="40" w:after="40" w:line="240" w:lineRule="auto"/>
+        <w:ind w:left="0" w:right="0" w:firstLine="0"/>
+        <w:jc w:val="center"/>
+        <w:rPr>
+          <w:rFonts w:ascii="Times New Roman" w:hAnsi="Times New Roman" w:eastAsia="宋体" w:cs="Times New Roman"/>
+          <w:kern w:val="0"/>
+          <w:sz w:val="21"/>
+          <w:szCs w:val="21"/>
+        </w:rPr>
+      </w:pPr>
+      <w:r>
+        <w:rPr>
+          <w:rFonts w:ascii="Times New Roman" w:hAnsi="Times New Roman" w:eastAsia="宋体"/>
+          <w:sz w:val="21"/>
+        </w:rPr>
+        <w:drawing>
+          <wp:inline distT="0" distB="0" distL="0" distR="0">
+            <wp:extent cx="2680970" cy="2028825"/>
+            <wp:effectExtent l="0" t="0" r="0" b="0"/>
+            <wp:docPr id="195" name="Picture 195" descr="image"/>
+            <wp:cNvGraphicFramePr>
+              <a:graphicFrameLocks noChangeAspect="1"/>
+            </wp:cNvGraphicFramePr>
+            <a:graphic>
+              <a:graphicData uri="http://schemas.openxmlformats.org/drawingml/2006/picture">
+                <pic:pic>
+                  <pic:nvPicPr>
+                    <pic:cNvPr id="195" name="Picture 195" descr="image"/>
+                    <pic:cNvPicPr>
+                      <a:picLocks noChangeAspect="1"/>
+                    </pic:cNvPicPr>
+                  </pic:nvPicPr>
+                  <pic:blipFill>
+                    <a:blip r:embed="rId78"/>
+                    <a:stretch>
+                      <a:fillRect/>
+                    </a:stretch>
+                  </pic:blipFill>
+                  <pic:spPr>
+                    <a:xfrm>
+                      <a:off x="0" y="0"/>
+                      <a:ext cx="2680970" cy="2028825"/>
+                    </a:xfrm>
+                    <a:prstGeom prst="rect">
+                      <a:avLst/>
+                    </a:prstGeom>
+                  </pic:spPr>
+                </pic:pic>
+              </a:graphicData>
+            </a:graphic>
+          </wp:inline>
+        </w:drawing>
+        <w:drawing>
+          <wp:inline distT="0" distB="0" distL="0" distR="0">
+            <wp:extent cx="1762125" cy="4236085"/>
+            <wp:effectExtent l="0" t="0" r="0" b="0"/>
+            <wp:docPr id="196" name="Picture 196" descr="image"/>
+            <wp:cNvGraphicFramePr>
+              <a:graphicFrameLocks noChangeAspect="1"/>
+            </wp:cNvGraphicFramePr>
+            <a:graphic>
+              <a:graphicData uri="http://schemas.openxmlformats.org/drawingml/2006/picture">
+                <pic:pic>
+                  <pic:nvPicPr>
+                    <pic:cNvPr id="196" name="Picture 196" descr="image"/>
+                    <pic:cNvPicPr>
+                      <a:picLocks noChangeAspect="1"/>
+                    </pic:cNvPicPr>
+                  </pic:nvPicPr>
+                  <pic:blipFill>
+                    <a:blip r:embed="rId79"/>
+                    <a:stretch>
+                      <a:fillRect/>
+                    </a:stretch>
+                  </pic:blipFill>
+                  <pic:spPr>
+                    <a:xfrm>
+                      <a:off x="0" y="0"/>
+                      <a:ext cx="1762125" cy="4236085"/>
                     </a:xfrm>
                     <a:prstGeom prst="rect">
                       <a:avLst/>
@@ -8635,23 +9002,23 @@
         </w:rPr>
         <w:drawing>
           <wp:inline distT="0" distB="0" distL="0" distR="0">
-            <wp:extent cx="3132000" cy="2857500"/>
+            <wp:extent cx="1647825" cy="3791585"/>
             <wp:effectExtent l="0" t="0" r="0" b="0"/>
-            <wp:docPr id="169" name="Picture 169" descr="image"/>
+            <wp:docPr id="197" name="Picture 197" descr="image"/>
             <wp:cNvGraphicFramePr>
-              <a:graphicFrameLocks xmlns:a="http://schemas.openxmlformats.org/drawingml/2006/main" noChangeAspect="1"/>
+              <a:graphicFrameLocks noChangeAspect="1"/>
             </wp:cNvGraphicFramePr>
-            <a:graphic xmlns:a="http://schemas.openxmlformats.org/drawingml/2006/main">
+            <a:graphic>
               <a:graphicData uri="http://schemas.openxmlformats.org/drawingml/2006/picture">
-                <pic:pic xmlns:pic="http://schemas.openxmlformats.org/drawingml/2006/picture">
+                <pic:pic>
                   <pic:nvPicPr>
-                    <pic:cNvPr id="169" name="Picture 169" descr="image"/>
+                    <pic:cNvPr id="197" name="Picture 197" descr="image"/>
                     <pic:cNvPicPr>
                       <a:picLocks noChangeAspect="1"/>
                     </pic:cNvPicPr>
                   </pic:nvPicPr>
                   <pic:blipFill>
-                    <a:blip r:embed="rId83|rId84"/>
+                    <a:blip r:embed="rId83"/>
                     <a:stretch>
                       <a:fillRect/>
                     </a:stretch>
@@ -8659,7 +9026,44 @@
                   <pic:spPr>
                     <a:xfrm>
                       <a:off x="0" y="0"/>
-                      <a:ext cx="3132000" cy="2857500"/>
+                      <a:ext cx="1647825" cy="3791585"/>
+                    </a:xfrm>
+                    <a:prstGeom prst="rect">
+                      <a:avLst/>
+                    </a:prstGeom>
+                  </pic:spPr>
+                </pic:pic>
+              </a:graphicData>
+            </a:graphic>
+          </wp:inline>
+        </w:drawing>
+        <w:drawing>
+          <wp:inline distT="0" distB="0" distL="0" distR="0">
+            <wp:extent cx="2915285" cy="2200910"/>
+            <wp:effectExtent l="0" t="0" r="0" b="0"/>
+            <wp:docPr id="198" name="Picture 198" descr="image"/>
+            <wp:cNvGraphicFramePr>
+              <a:graphicFrameLocks noChangeAspect="1"/>
+            </wp:cNvGraphicFramePr>
+            <a:graphic>
+              <a:graphicData uri="http://schemas.openxmlformats.org/drawingml/2006/picture">
+                <pic:pic>
+                  <pic:nvPicPr>
+                    <pic:cNvPr id="198" name="Picture 198" descr="image"/>
+                    <pic:cNvPicPr>
+                      <a:picLocks noChangeAspect="1"/>
+                    </pic:cNvPicPr>
+                  </pic:nvPicPr>
+                  <pic:blipFill>
+                    <a:blip r:embed="rId84"/>
+                    <a:stretch>
+                      <a:fillRect/>
+                    </a:stretch>
+                  </pic:blipFill>
+                  <pic:spPr>
+                    <a:xfrm>
+                      <a:off x="0" y="0"/>
+                      <a:ext cx="2915285" cy="2200910"/>
                     </a:xfrm>
                     <a:prstGeom prst="rect">
                       <a:avLst/>
@@ -10903,68 +11307,7 @@
 </w:document>
 </file>
 
-<file path=word\fontTable.xml><?xml version="1.0" encoding="utf-8"?>
-<w:fonts xmlns:mc="http://schemas.openxmlformats.org/markup-compatibility/2006" xmlns:r="http://schemas.openxmlformats.org/officeDocument/2006/relationships" xmlns:w="http://schemas.openxmlformats.org/wordprocessingml/2006/main" xmlns:w14="http://schemas.microsoft.com/office/word/2010/wordml" mc:Ignorable="w14">
-  <w:font w:name="Times New Roman">
-    <w:panose1 w:val="02020603050405020304"/>
-    <w:charset w:val="00"/>
-    <w:family w:val="roman"/>
-    <w:pitch w:val="variable"/>
-    <w:sig w:usb0="20007A87" w:usb1="80000000" w:usb2="00000008" w:usb3="00000000" w:csb0="000001FF" w:csb1="00000000"/>
-  </w:font>
-  <w:font w:name="宋体">
-    <w:panose1 w:val="02010600030101010101"/>
-    <w:charset w:val="86"/>
-    <w:family w:val="auto"/>
-    <w:pitch w:val="default"/>
-    <w:sig w:usb0="00000003" w:usb1="288F0000" w:usb2="00000006" w:usb3="00000000" w:csb0="00040001" w:csb1="00000000"/>
-  </w:font>
-  <w:font w:name="Wingdings">
-    <w:panose1 w:val="05000000000000000000"/>
-    <w:charset w:val="02"/>
-    <w:family w:val="auto"/>
-    <w:pitch w:val="default"/>
-    <w:sig w:usb0="00000000" w:usb1="00000000" w:usb2="00000000" w:usb3="00000000" w:csb0="80000000" w:csb1="00000000"/>
-  </w:font>
-  <w:font w:name="Arial">
-    <w:panose1 w:val="020B0604020202020204"/>
-    <w:charset w:val="01"/>
-    <w:family w:val="swiss"/>
-    <w:pitch w:val="default"/>
-    <w:sig w:usb0="E0002AFF" w:usb1="C0007843" w:usb2="00000009" w:usb3="00000000" w:csb0="400001FF" w:csb1="FFFF0000"/>
-  </w:font>
-  <w:font w:name="黑体">
-    <w:panose1 w:val="02010609060101010101"/>
-    <w:charset w:val="86"/>
-    <w:family w:val="auto"/>
-    <w:pitch w:val="default"/>
-    <w:sig w:usb0="800002BF" w:usb1="38CF7CFA" w:usb2="00000016" w:usb3="00000000" w:csb0="00040001" w:csb1="00000000"/>
-  </w:font>
-  <w:font w:name="Courier New">
-    <w:panose1 w:val="02070309020205020404"/>
-    <w:charset w:val="01"/>
-    <w:family w:val="modern"/>
-    <w:pitch w:val="default"/>
-    <w:sig w:usb0="E0002AFF" w:usb1="C0007843" w:usb2="00000009" w:usb3="00000000" w:csb0="400001FF" w:csb1="FFFF0000"/>
-  </w:font>
-  <w:font w:name="Symbol">
-    <w:panose1 w:val="05050102010706020507"/>
-    <w:charset w:val="02"/>
-    <w:family w:val="roman"/>
-    <w:pitch w:val="default"/>
-    <w:sig w:usb0="00000000" w:usb1="00000000" w:usb2="00000000" w:usb3="00000000" w:csb0="80000000" w:csb1="00000000"/>
-  </w:font>
-  <w:font w:name="Calibri">
-    <w:panose1 w:val="020F0502020204030204"/>
-    <w:charset w:val="00"/>
-    <w:family w:val="swiss"/>
-    <w:pitch w:val="default"/>
-    <w:sig w:usb0="E00002FF" w:usb1="4000ACFF" w:usb2="00000001" w:usb3="00000000" w:csb0="2000019F" w:csb1="00000000"/>
-  </w:font>
-</w:fonts>
-</file>
-
-<file path=word\footer1.xml><?xml version="1.0" encoding="utf-8"?>
+<file path=word/footer1.xml><?xml version="1.0" encoding="utf-8"?>
 <w:ftr xmlns:w="http://schemas.openxmlformats.org/wordprocessingml/2006/main">
   <w:p>
     <w:pPr>
@@ -11044,59 +11387,7 @@
 </w:ftr>
 </file>
 
-<file path=word\settings.xml><?xml version="1.0" encoding="utf-8"?>
-<w:settings xmlns:mc="http://schemas.openxmlformats.org/markup-compatibility/2006" xmlns:o="urn:schemas-microsoft-com:office:office" xmlns:r="http://schemas.openxmlformats.org/officeDocument/2006/relationships" xmlns:m="http://schemas.openxmlformats.org/officeDocument/2006/math" xmlns:v="urn:schemas-microsoft-com:vml" xmlns:w10="urn:schemas-microsoft-com:office:word" xmlns:w="http://schemas.openxmlformats.org/wordprocessingml/2006/main" xmlns:w14="http://schemas.microsoft.com/office/word/2010/wordml" xmlns:sl="http://schemas.openxmlformats.org/schemaLibrary/2006/main" xmlns:wpsCustomData="http://www.wps.cn/officeDocument/2013/wpsCustomData" mc:Ignorable="w14">
-  <w:zoom w:percent="100"/>
-  <w:embedSystemFonts/>
-  <w:bordersDoNotSurroundHeader w:val="0"/>
-  <w:bordersDoNotSurroundFooter w:val="0"/>
-  <w:documentProtection w:enforcement="0"/>
-  <w:defaultTabStop w:val="420"/>
-  <w:drawingGridVerticalSpacing w:val="156"/>
-  <w:displayHorizontalDrawingGridEvery w:val="1"/>
-  <w:displayVerticalDrawingGridEvery w:val="1"/>
-  <w:noPunctuationKerning w:val="1"/>
-  <w:characterSpacingControl w:val="compressPunctuation"/>
-  <w:compat>
-    <w:spaceForUL/>
-    <w:balanceSingleByteDoubleByteWidth/>
-    <w:doNotLeaveBackslashAlone/>
-    <w:ulTrailSpace/>
-    <w:doNotExpandShiftReturn/>
-    <w:adjustLineHeightInTable/>
-    <w:doNotWrapTextWithPunct/>
-    <w:doNotUseEastAsianBreakRules/>
-    <w:useFELayout/>
-    <w:doNotUseIndentAsNumberingTabStop/>
-    <w:compatSetting w:name="compatibilityMode" w:uri="http://schemas.microsoft.com/office/word" w:val="14"/>
-    <w:compatSetting w:name="overrideTableStyleFontSizeAndJustification" w:uri="http://schemas.microsoft.com/office/word" w:val="1"/>
-    <w:compatSetting w:name="enableOpenTypeFeatures" w:uri="http://schemas.microsoft.com/office/word" w:val="1"/>
-    <w:compatSetting w:name="doNotFlipMirrorIndents" w:uri="http://schemas.microsoft.com/office/word" w:val="1"/>
-  </w:compat>
-  <w:rsids>
-    <w:rsidRoot w:val="00000000"/>
-    <w:rsid w:val="091D43C6"/>
-  </w:rsids>
-  <m:mathPr>
-    <m:mathFont m:val="Cambria Math"/>
-    <m:brkBin m:val="before"/>
-    <m:brkBinSub m:val="--"/>
-    <m:smallFrac m:val="0"/>
-    <m:dispDef/>
-    <m:lMargin m:val="0"/>
-    <m:rMargin m:val="0"/>
-    <m:defJc m:val="centerGroup"/>
-    <m:wrapIndent m:val="1440"/>
-    <m:intLim m:val="subSup"/>
-    <m:naryLim m:val="undOvr"/>
-  </m:mathPr>
-  <w:themeFontLang w:val="en-US" w:eastAsia="zh-CN"/>
-  <w:clrSchemeMapping w:bg1="light1" w:t1="dark1" w:bg2="light2" w:t2="dark2" w:accent1="accent1" w:accent2="accent2" w:accent3="accent3" w:accent4="accent4" w:accent5="accent5" w:accent6="accent6" w:hyperlink="hyperlink" w:followedHyperlink="followedHyperlink"/>
-  <w:doNotIncludeSubdocsInStats/>
-</w:settings>
-</file>
-
-<file path=word\styles.xml><?xml version="1.0" encoding="utf-8"?>
+<file path=word/styles.xml><?xml version="1.0" encoding="utf-8"?>
 <w:styles xmlns:mc="http://schemas.openxmlformats.org/markup-compatibility/2006" xmlns:o="urn:schemas-microsoft-com:office:office" xmlns:r="http://schemas.openxmlformats.org/officeDocument/2006/relationships" xmlns:m="http://schemas.openxmlformats.org/officeDocument/2006/math" xmlns:v="urn:schemas-microsoft-com:vml" xmlns:w="http://schemas.openxmlformats.org/wordprocessingml/2006/main" xmlns:w14="http://schemas.microsoft.com/office/word/2010/wordml" xmlns:w10="urn:schemas-microsoft-com:office:word" xmlns:sl="http://schemas.openxmlformats.org/schemaLibrary/2006/main" xmlns:wpsCustomData="http://www.wps.cn/officeDocument/2013/wpsCustomData" mc:Ignorable="w14">
   <w:docDefaults>
     <w:rPrDefault>
@@ -11394,7 +11685,7 @@
 </w:styles>
 </file>
 
-<file path=word\theme\theme1.xml><?xml version="1.0" encoding="utf-8"?>
+<file path=word/theme/theme1.xml><?xml version="1.0" encoding="utf-8"?>
 <a:theme xmlns:a="http://schemas.openxmlformats.org/drawingml/2006/main" name="WPS">
   <a:themeElements>
     <a:clrScheme name="WPS">
